--- a/docs/procedimento-gravacao-firmware.docx
+++ b/docs/procedimento-gravacao-firmware.docx
@@ -894,7 +894,7 @@
                 <w:sz w:val="21"/>
                 <w:szCs w:val="21"/>
               </w:rPr>
-              <w:t xml:space="preserve">Placa ESP32 DevKit clássico (módulo WROOM-32), com chip conversor USB-serial CH9102X</w:t>
+              <w:t>Placa ESP32-DevKitC V4 (Espressif, módulo WROOM-32), com chip conversor USB-serial CP2102N</w:t>
             </w:r>
           </w:p>
         </w:tc>
@@ -1478,7 +1478,7 @@
                 <w:sz w:val="21"/>
                 <w:szCs w:val="21"/>
               </w:rPr>
-              <w:t xml:space="preserve">Driver do chip USB-serial CH9102 (necessário em alguns sistemas Windows — instalador local, não exige internet)</w:t>
+              <w:t>Driver do chip USB-serial CP210x (necessário em alguns sistemas Windows, caso não venha nativo — instalador local, não exige internet)</w:t>
             </w:r>
           </w:p>
         </w:tc>
@@ -1594,7 +1594,7 @@
           <w:sz w:val="21"/>
           <w:szCs w:val="21"/>
         </w:rPr>
-        <w:t xml:space="preserve">Confirmar que o computador de destino tem o driver CH9102 instalado (item 6 da Tabela 1).</w:t>
+        <w:t>Confirmar que o computador de destino tem o driver CP210x da Silicon Labs instalado, caso o Windows não o reconheça automaticamente (item 6 da Tabela 1).</w:t>
       </w:r>
     </w:p>
     <w:p>
@@ -1669,7 +1669,7 @@
           <w:sz w:val="21"/>
           <w:szCs w:val="21"/>
         </w:rPr>
-        <w:t xml:space="preserve">Conectar o ESP32 ao computador pelo cabo USB e confirmar que o Windows reconheceu a placa como porta serial (COMx, no Gerenciador de Dispositivos). Se a porta não aparecer, ver seção 5 (driver CH9102).</w:t>
+        <w:t>Conectar o ESP32 ao computador pelo cabo USB e confirmar que o Windows reconheceu a placa como porta serial (COMx, no Gerenciador de Dispositivos). Se a porta não aparecer, ver seção 5 (driver CP210x).</w:t>
       </w:r>
     </w:p>
     <w:p>
@@ -2727,7 +2727,7 @@
                 <w:sz w:val="21"/>
                 <w:szCs w:val="21"/>
               </w:rPr>
-              <w:t xml:space="preserve">Driver do chip USB-serial CH9102X (WCH) não instalado (comum no Windows)</w:t>
+              <w:t>Driver do chip USB-serial CP210x (Silicon Labs) não instalado (raro — o Windows 10/11 normalmente já reconhece)</w:t>
             </w:r>
           </w:p>
         </w:tc>
@@ -2763,7 +2763,7 @@
                 <w:sz w:val="21"/>
                 <w:szCs w:val="21"/>
               </w:rPr>
-              <w:t xml:space="preserve">Instalar o driver oficial "CH9102" da WCH (instalador local, não exige internet)</w:t>
+              <w:t>Instalar o driver oficial "CP210x VCP" da Silicon Labs (instalador local, não exige internet)</w:t>
             </w:r>
           </w:p>
         </w:tc>

--- a/docs/procedimento-gravacao-firmware.docx
+++ b/docs/procedimento-gravacao-firmware.docx
@@ -398,7 +398,7 @@
                 <w:sz w:val="21"/>
                 <w:szCs w:val="21"/>
               </w:rPr>
-              <w:t xml:space="preserve">Conecte o ESP32 por USB, abra um terminal na pasta do esptool (mídia), rode o comando write_flash anotado com os três .bin. Sem internet, sem PlatformIO no computador de gravação. Detalhes na seção 4.2.</w:t>
+              <w:t>Conecte o ESP32 por USB, abra um terminal na pasta do esptool (CD(3) DSE), rode o comando write_flash anotado com os três .bin. Sem internet, sem PlatformIO no computador de gravação. Detalhes na seção 4.2.</w:t>
             </w:r>
           </w:p>
           <w:p>
@@ -459,7 +459,21 @@
           <w:sz w:val="21"/>
           <w:szCs w:val="21"/>
         </w:rPr>
-        <w:t xml:space="preserve">IMPORTANTE: em nenhum momento da gravação é permitido ou necessário usar internet no computador de destino — a gravação em campo/fábrica é sempre realizada em computador com Windows (10 ou 11), a partir dos arquivos binários já compilados (firmware.bin, bootloader.bin e partitions.bin) e da ferramenta esptool, gravados em mídia e arquivados no repositório físico da fábrica. Não é feita compilação do firmware no local da gravação. A compilação (que exige o PlatformIO e internet) é atividade separada, de quem mantém o firmware, feita antes e em outro computador — ver o ANEXO A no fim deste documento, que não faz parte da sequência de gravação.</w:t>
+        <w:t>IMPORTANTE: em nenhum momento da gravação é permitido ou necessário usar internet no computador de destino — a gravação em campo/fábrica é sempre realizada em computador com Windows (10 ou 11), a partir da mídia CD(3) DSE, que já contém os arquivos binários compilados (firmware.bin, bootloader.bin e partitions.bin) e a ferramenta esptool. Não é feita compilação do firmware no local da gravação. A compilação (que exige o PlatformIO e internet) é atividade separada, de quem mantém o firmware, feita antes e em outro computador, a partir do CD(2) DSF — ver o ANEXO A no fim deste documento, que não faz parte da sequência de gravação. O CD(1) DAD não entra nesta gravação: é uma mídia arquivada só como garantia/regra da fábrica (registro de que o ambiente de desenvolvimento — PlatformIO/VS Code — existe e está preservado), sem uso em nenhum passo abaixo.</w:t>
+      </w:r>
+    </w:p>
+    <w:p>
+      <w:pPr>
+        <w:spacing w:after="160" w:before="0" w:line="264" w:lineRule="auto"/>
+        <w:jc w:val="both"/>
+      </w:pPr>
+      <w:r>
+        <w:rPr>
+          <w:rFonts w:ascii="Arial" w:cs="Arial" w:eastAsia="Arial" w:hAnsi="Arial"/>
+          <w:sz w:val="21"/>
+          <w:szCs w:val="21"/>
+        </w:rPr>
+        <w:t>Para gravar em uma placa, basta o CD(3) DSE (item 5 da Tabela 1). O CD(2) DSF só é retirado do repositório físico da fábrica quando for necessário recompilar ou alterar o firmware (ver ANEXO A). O CD(1) DAD não é usado em nenhum dos casos — fica arquivado no repositório físico da fábrica apenas como garantia/regra da fábrica, sem participar da gravação.</w:t>
       </w:r>
     </w:p>
     <w:p>
@@ -1332,7 +1346,7 @@
                 <w:sz w:val="21"/>
                 <w:szCs w:val="21"/>
               </w:rPr>
-              <w:t xml:space="preserve">Mídia (DVD ou CD) de gravação, arquivada no repositório físico da fábrica, contendo firmware.bin, bootloader.bin, partitions.bin e o esptool (standalone, para Windows — deve ficar acessível pelo PATH do Windows, ver seção 3, passo 5)</w:t>
+              <w:t>CD(3) DSE — Executável: os três binários já compilados (firmware.bin, bootloader.bin, partitions.bin) e o esptool (standalone, para Windows — deve ficar acessível pelo PATH do Windows, ver seção 3, passo 5) — único material necessário para a gravação em campo/fábrica</w:t>
             </w:r>
           </w:p>
         </w:tc>
@@ -1404,7 +1418,7 @@
                 <w:sz w:val="21"/>
                 <w:szCs w:val="21"/>
               </w:rPr>
-              <w:t xml:space="preserve">—</w:t>
+              <w:t>DSE</w:t>
             </w:r>
           </w:p>
         </w:tc>
@@ -1619,7 +1633,7 @@
           <w:sz w:val="21"/>
           <w:szCs w:val="21"/>
         </w:rPr>
-        <w:t xml:space="preserve">Retirar a mídia (DVD/CD) de gravação do repositório físico da fábrica e copiar seu conteúdo para uma pasta do computador de destino.</w:t>
+        <w:t>Retirar a mídia CD(3) DSE do repositório físico da fábrica e copiar seu conteúdo para uma pasta do computador de destino.</w:t>
       </w:r>
     </w:p>
     <w:p>
@@ -3222,7 +3236,7 @@
           <w:sz w:val="22"/>
           <w:szCs w:val="22"/>
         </w:rPr>
-        <w:t xml:space="preserve">ANEXO A — PREPARAÇÃO DA MÍDIA (COMPILAÇÃO DO FIRMWARE)</w:t>
+        <w:t>ANEXO A — PREPARAÇÃO DAS MÍDIAS CD(2) DSF, CD(3) DSE E ARQUIVAMENTO DO CD(1) DAD</w:t>
       </w:r>
     </w:p>
     <w:tbl>
@@ -3313,7 +3327,7 @@
           <w:sz w:val="21"/>
           <w:szCs w:val="21"/>
         </w:rPr>
-        <w:t xml:space="preserve">No repositório do projeto, na pasta firmware/, compilar com o PlatformIO:</w:t>
+        <w:t>CD(2) DSF: gravar a pasta firmware/ inteira (código-fonte do projeto PlatformIO) nesta mídia. Depois, numa máquina com o PlatformIO instalado e internet, compilar:</w:t>
       </w:r>
     </w:p>
     <w:p>
@@ -3442,7 +3456,57 @@
           <w:sz w:val="21"/>
           <w:szCs w:val="21"/>
         </w:rPr>
-        <w:t xml:space="preserve">Gravar os três arquivos .bin, o esptool (standalone para Windows, baixado em https://github.com/espressif/esptool/releases) e a linha de comando anotada na mídia, e arquivar no repositório físico da fábrica, identificados com a versão do firmware (FIRMWARE_VERSION).</w:t>
+        <w:t>CD(3) DSE: gravar os três arquivos .bin, o esptool (standalone para Windows, baixado em https://github.com/espressif/esptool/releases) e a linha de comando anotada, nesta mídia — é o único material necessário para a gravação em campo/fábrica (seção 4.2).</w:t>
+      </w:r>
+    </w:p>
+    <w:p>
+      <w:pPr>
+        <w:spacing w:after="100" w:line="264" w:lineRule="auto"/>
+        <w:ind w:left="500" w:hanging="300"/>
+        <w:jc w:val="both"/>
+      </w:pPr>
+      <w:r>
+        <w:rPr>
+          <w:rFonts w:ascii="Arial" w:cs="Arial" w:eastAsia="Arial" w:hAnsi="Arial"/>
+          <w:b/>
+          <w:bCs/>
+          <w:sz w:val="21"/>
+          <w:szCs w:val="21"/>
+        </w:rPr>
+        <w:t xml:space="preserve">5. </w:t>
+      </w:r>
+      <w:r>
+        <w:rPr>
+          <w:rFonts w:ascii="Arial" w:cs="Arial" w:eastAsia="Arial" w:hAnsi="Arial"/>
+          <w:sz w:val="21"/>
+          <w:szCs w:val="21"/>
+        </w:rPr>
+        <w:t>CD(1) DAD (exigência de garantia/rastreabilidade da fábrica, sem uso na gravação): gravar, nesta mídia, o instalador do VSCodium ou VS Code com a extensão PlatformIO IDE (ou o instalador standalone do PlatformIO Core, platformio.org) — a ferramenta usada para compilar o firmware. O CD(1) DAD não contém código-fonte nem os arquivos do CD(2) DSF/CD(3) DSE — é só o registro de que o ambiente de desenvolvimento existe e está preservado. Nunca é retirado do repositório físico durante a gravação (seções 3 e 4), só em auditoria.</w:t>
+      </w:r>
+    </w:p>
+    <w:p>
+      <w:pPr>
+        <w:spacing w:after="100" w:line="264" w:lineRule="auto"/>
+        <w:ind w:left="500" w:hanging="300"/>
+        <w:jc w:val="both"/>
+      </w:pPr>
+      <w:r>
+        <w:rPr>
+          <w:rFonts w:ascii="Arial" w:cs="Arial" w:eastAsia="Arial" w:hAnsi="Arial"/>
+          <w:b/>
+          <w:bCs/>
+          <w:sz w:val="21"/>
+          <w:szCs w:val="21"/>
+        </w:rPr>
+        <w:t xml:space="preserve">6. </w:t>
+      </w:r>
+      <w:r>
+        <w:rPr>
+          <w:rFonts w:ascii="Arial" w:cs="Arial" w:eastAsia="Arial" w:hAnsi="Arial"/>
+          <w:sz w:val="21"/>
+          <w:szCs w:val="21"/>
+        </w:rPr>
+        <w:t>Arquivar as três mídias (CD(1) DAD, CD(2) DSF e CD(3) DSE) no repositório físico da fábrica, identificadas com a versão do firmware (FIRMWARE_VERSION) e a data de preparação.</w:t>
       </w:r>
     </w:p>
     <w:sectPr>
